--- a/Science_Teesside/Teaching_Packs/GROW/lessons/W4B/GROW_Science_Autumn1_W4B_Lever_Test_Teacher.docx
+++ b/Science_Teesside/Teaching_Packs/GROW/lessons/W4B/GROW_Science_Autumn1_W4B_Lever_Test_Teacher.docx
@@ -5,6 +5,11 @@
     <w:p>
       <w:pPr>
         <w:pStyle w:val="Kicker"/>
+        <w:shd w:val="clear" w:fill="EDF5F0"/>
+        <w:pBdr>
+          <w:left w:val="single" w:sz="16" w:color="28675C" w:space="5"/>
+        </w:pBdr>
+        <w:ind w:left="91"/>
       </w:pPr>
       <w:r>
         <w:t>TEACHER GUIDANCE / ANSWERS SEPARATE</w:t>
@@ -49,30 +54,30 @@
     </w:p>
     <w:tbl>
       <w:tblPr>
-        <w:jc w:val="left"/>
         <w:tblLayout w:type="fixed"/>
         <w:tblLook w:firstColumn="1" w:firstRow="1" w:lastColumn="0" w:lastRow="0" w:noHBand="0" w:noVBand="1" w:val="04A0"/>
         <w:tblW w:w="9866" w:type="dxa"/>
+        <w:jc w:val="left"/>
         <w:tblInd w:w="120" w:type="dxa"/>
         <w:tblCellMar>
-          <w:top w:w="100" w:type="dxa"/>
-          <w:left w:w="100" w:type="dxa"/>
-          <w:bottom w:w="100" w:type="dxa"/>
-          <w:right w:w="100" w:type="dxa"/>
+          <w:top w:w="90" w:type="dxa"/>
+          <w:left w:w="120" w:type="dxa"/>
+          <w:bottom w:w="90" w:type="dxa"/>
+          <w:right w:w="120" w:type="dxa"/>
         </w:tblCellMar>
         <w:tblBorders>
-          <w:top w:val="single" w:sz="4" w:color="ACBBB7"/>
-          <w:left w:val="single" w:sz="4" w:color="ACBBB7"/>
-          <w:bottom w:val="single" w:sz="4" w:color="ACBBB7"/>
-          <w:right w:val="single" w:sz="4" w:color="ACBBB7"/>
-          <w:insideH w:val="single" w:sz="4" w:color="ACBBB7"/>
-          <w:insideV w:val="single" w:sz="4" w:color="ACBBB7"/>
+          <w:top w:val="single" w:sz="4" w:color="B7CEC3"/>
+          <w:left w:val="single" w:sz="4" w:color="B7CEC3"/>
+          <w:bottom w:val="single" w:sz="4" w:color="B7CEC3"/>
+          <w:right w:val="single" w:sz="4" w:color="B7CEC3"/>
+          <w:insideH w:val="single" w:sz="4" w:color="B7CEC3"/>
+          <w:insideV w:val="single" w:sz="4" w:color="B7CEC3"/>
         </w:tblBorders>
       </w:tblPr>
       <w:tblGrid>
-        <w:gridCol w:w="2466"/>
-        <w:gridCol w:w="5919"/>
-        <w:gridCol w:w="1481"/>
+        <w:gridCol w:w="1800"/>
+        <w:gridCol w:w="6766"/>
+        <w:gridCol w:w="1300"/>
       </w:tblGrid>
       <w:tr>
         <w:trPr>
@@ -82,18 +87,19 @@
         <w:tc>
           <w:tcPr>
             <w:vAlign w:val="center"/>
-            <w:tcW w:w="2466" w:type="dxa"/>
-            <w:shd w:fill="F7F4EC"/>
+            <w:tcW w:w="1800" w:type="dxa"/>
+            <w:shd w:fill="28675C" w:val="clear"/>
           </w:tcPr>
           <w:p>
             <w:pPr>
-              <w:spacing w:after="20" w:before="20"/>
+              <w:spacing w:after="60" w:before="0" w:line="257" w:lineRule="auto"/>
             </w:pPr>
             <w:r>
               <w:rPr>
+                <w:rFonts w:ascii="Arial" w:hAnsi="Arial"/>
                 <w:b/>
-                <w:color w:val="173348"/>
-                <w:sz w:val="21"/>
+                <w:color w:val="FFFFFF"/>
+                <w:sz w:val="22"/>
               </w:rPr>
               <w:t>Elapsed minutes</w:t>
             </w:r>
@@ -102,18 +108,19 @@
         <w:tc>
           <w:tcPr>
             <w:vAlign w:val="center"/>
-            <w:tcW w:w="5919" w:type="dxa"/>
-            <w:shd w:fill="F7F4EC"/>
+            <w:tcW w:w="6766" w:type="dxa"/>
+            <w:shd w:fill="28675C" w:val="clear"/>
           </w:tcPr>
           <w:p>
             <w:pPr>
-              <w:spacing w:after="20" w:before="20"/>
+              <w:spacing w:after="60" w:before="0" w:line="257" w:lineRule="auto"/>
             </w:pPr>
             <w:r>
               <w:rPr>
+                <w:rFonts w:ascii="Arial" w:hAnsi="Arial"/>
                 <w:b/>
-                <w:color w:val="173348"/>
-                <w:sz w:val="21"/>
+                <w:color w:val="FFFFFF"/>
+                <w:sz w:val="22"/>
               </w:rPr>
               <w:t>Source stage</w:t>
             </w:r>
@@ -122,18 +129,19 @@
         <w:tc>
           <w:tcPr>
             <w:vAlign w:val="center"/>
-            <w:tcW w:w="1481" w:type="dxa"/>
-            <w:shd w:fill="F7F4EC"/>
+            <w:tcW w:w="1300" w:type="dxa"/>
+            <w:shd w:fill="28675C" w:val="clear"/>
           </w:tcPr>
           <w:p>
             <w:pPr>
-              <w:spacing w:after="20" w:before="20"/>
+              <w:spacing w:after="60" w:before="0" w:line="257" w:lineRule="auto"/>
             </w:pPr>
             <w:r>
               <w:rPr>
+                <w:rFonts w:ascii="Arial" w:hAnsi="Arial"/>
                 <w:b/>
-                <w:color w:val="173348"/>
-                <w:sz w:val="21"/>
+                <w:color w:val="FFFFFF"/>
+                <w:sz w:val="22"/>
               </w:rPr>
               <w:t>Minutes</w:t>
             </w:r>
@@ -147,15 +155,19 @@
         <w:tc>
           <w:tcPr>
             <w:vAlign w:val="center"/>
-            <w:tcW w:w="2466" w:type="dxa"/>
+            <w:tcW w:w="1800" w:type="dxa"/>
+            <w:shd w:val="clear" w:fill="EDF5F0"/>
           </w:tcPr>
           <w:p>
             <w:pPr>
-              <w:spacing w:after="20" w:before="20"/>
+              <w:spacing w:after="60" w:before="0" w:line="257" w:lineRule="auto"/>
             </w:pPr>
             <w:r>
               <w:rPr>
-                <w:sz w:val="21"/>
+                <w:rFonts w:ascii="Arial" w:hAnsi="Arial"/>
+                <w:b w:val="0"/>
+                <w:color w:val="243943"/>
+                <w:sz w:val="22"/>
               </w:rPr>
               <w:t>0–32</w:t>
             </w:r>
@@ -164,15 +176,19 @@
         <w:tc>
           <w:tcPr>
             <w:vAlign w:val="center"/>
-            <w:tcW w:w="5919" w:type="dxa"/>
+            <w:tcW w:w="6766" w:type="dxa"/>
+            <w:shd w:val="clear" w:fill="EDF5F0"/>
           </w:tcPr>
           <w:p>
             <w:pPr>
-              <w:spacing w:after="20" w:before="20"/>
+              <w:spacing w:after="60" w:before="0" w:line="257" w:lineRule="auto"/>
             </w:pPr>
             <w:r>
               <w:rPr>
-                <w:sz w:val="21"/>
+                <w:rFonts w:ascii="Arial" w:hAnsi="Arial"/>
+                <w:b w:val="0"/>
+                <w:color w:val="243943"/>
+                <w:sz w:val="22"/>
               </w:rPr>
               <w:t>Independent Work</w:t>
             </w:r>
@@ -181,15 +197,19 @@
         <w:tc>
           <w:tcPr>
             <w:vAlign w:val="center"/>
-            <w:tcW w:w="1481" w:type="dxa"/>
+            <w:tcW w:w="1300" w:type="dxa"/>
+            <w:shd w:val="clear" w:fill="EDF5F0"/>
           </w:tcPr>
           <w:p>
             <w:pPr>
-              <w:spacing w:after="20" w:before="20"/>
+              <w:spacing w:after="60" w:before="0" w:line="257" w:lineRule="auto"/>
             </w:pPr>
             <w:r>
               <w:rPr>
-                <w:sz w:val="21"/>
+                <w:rFonts w:ascii="Arial" w:hAnsi="Arial"/>
+                <w:b w:val="0"/>
+                <w:color w:val="243943"/>
+                <w:sz w:val="22"/>
               </w:rPr>
               <w:t>32</w:t>
             </w:r>
@@ -203,15 +223,19 @@
         <w:tc>
           <w:tcPr>
             <w:vAlign w:val="center"/>
-            <w:tcW w:w="2466" w:type="dxa"/>
+            <w:tcW w:w="1800" w:type="dxa"/>
+            <w:shd w:val="clear" w:fill="FFFFFF"/>
           </w:tcPr>
           <w:p>
             <w:pPr>
-              <w:spacing w:after="20" w:before="20"/>
+              <w:spacing w:after="60" w:before="0" w:line="257" w:lineRule="auto"/>
             </w:pPr>
             <w:r>
               <w:rPr>
-                <w:sz w:val="21"/>
+                <w:rFonts w:ascii="Arial" w:hAnsi="Arial"/>
+                <w:b w:val="0"/>
+                <w:color w:val="243943"/>
+                <w:sz w:val="22"/>
               </w:rPr>
               <w:t>32–36</w:t>
             </w:r>
@@ -220,15 +244,19 @@
         <w:tc>
           <w:tcPr>
             <w:vAlign w:val="center"/>
-            <w:tcW w:w="5919" w:type="dxa"/>
+            <w:tcW w:w="6766" w:type="dxa"/>
+            <w:shd w:val="clear" w:fill="FFFFFF"/>
           </w:tcPr>
           <w:p>
             <w:pPr>
-              <w:spacing w:after="20" w:before="20"/>
+              <w:spacing w:after="60" w:before="0" w:line="257" w:lineRule="auto"/>
             </w:pPr>
             <w:r>
               <w:rPr>
-                <w:sz w:val="21"/>
+                <w:rFonts w:ascii="Arial" w:hAnsi="Arial"/>
+                <w:b w:val="0"/>
+                <w:color w:val="243943"/>
+                <w:sz w:val="22"/>
               </w:rPr>
               <w:t>Lundy Loop</w:t>
             </w:r>
@@ -237,15 +265,19 @@
         <w:tc>
           <w:tcPr>
             <w:vAlign w:val="center"/>
-            <w:tcW w:w="1481" w:type="dxa"/>
+            <w:tcW w:w="1300" w:type="dxa"/>
+            <w:shd w:val="clear" w:fill="FFFFFF"/>
           </w:tcPr>
           <w:p>
             <w:pPr>
-              <w:spacing w:after="20" w:before="20"/>
+              <w:spacing w:after="60" w:before="0" w:line="257" w:lineRule="auto"/>
             </w:pPr>
             <w:r>
               <w:rPr>
-                <w:sz w:val="21"/>
+                <w:rFonts w:ascii="Arial" w:hAnsi="Arial"/>
+                <w:b w:val="0"/>
+                <w:color w:val="243943"/>
+                <w:sz w:val="22"/>
               </w:rPr>
               <w:t>4</w:t>
             </w:r>
@@ -259,15 +291,19 @@
         <w:tc>
           <w:tcPr>
             <w:vAlign w:val="center"/>
-            <w:tcW w:w="2466" w:type="dxa"/>
+            <w:tcW w:w="1800" w:type="dxa"/>
+            <w:shd w:val="clear" w:fill="EDF5F0"/>
           </w:tcPr>
           <w:p>
             <w:pPr>
-              <w:spacing w:after="20" w:before="20"/>
+              <w:spacing w:after="60" w:before="0" w:line="257" w:lineRule="auto"/>
             </w:pPr>
             <w:r>
               <w:rPr>
-                <w:sz w:val="21"/>
+                <w:rFonts w:ascii="Arial" w:hAnsi="Arial"/>
+                <w:b w:val="0"/>
+                <w:color w:val="243943"/>
+                <w:sz w:val="22"/>
               </w:rPr>
               <w:t>36–40</w:t>
             </w:r>
@@ -276,15 +312,19 @@
         <w:tc>
           <w:tcPr>
             <w:vAlign w:val="center"/>
-            <w:tcW w:w="5919" w:type="dxa"/>
+            <w:tcW w:w="6766" w:type="dxa"/>
+            <w:shd w:val="clear" w:fill="EDF5F0"/>
           </w:tcPr>
           <w:p>
             <w:pPr>
-              <w:spacing w:after="20" w:before="20"/>
+              <w:spacing w:after="60" w:before="0" w:line="257" w:lineRule="auto"/>
             </w:pPr>
             <w:r>
               <w:rPr>
-                <w:sz w:val="21"/>
+                <w:rFonts w:ascii="Arial" w:hAnsi="Arial"/>
+                <w:b w:val="0"/>
+                <w:color w:val="243943"/>
+                <w:sz w:val="22"/>
               </w:rPr>
               <w:t>Exit Ticket</w:t>
             </w:r>
@@ -293,15 +333,19 @@
         <w:tc>
           <w:tcPr>
             <w:vAlign w:val="center"/>
-            <w:tcW w:w="1481" w:type="dxa"/>
+            <w:tcW w:w="1300" w:type="dxa"/>
+            <w:shd w:val="clear" w:fill="EDF5F0"/>
           </w:tcPr>
           <w:p>
             <w:pPr>
-              <w:spacing w:after="20" w:before="20"/>
+              <w:spacing w:after="60" w:before="0" w:line="257" w:lineRule="auto"/>
             </w:pPr>
             <w:r>
               <w:rPr>
-                <w:sz w:val="21"/>
+                <w:rFonts w:ascii="Arial" w:hAnsi="Arial"/>
+                <w:b w:val="0"/>
+                <w:color w:val="243943"/>
+                <w:sz w:val="22"/>
               </w:rPr>
               <w:t>4</w:t>
             </w:r>
@@ -373,6 +417,11 @@
       <w:pPr>
         <w:pStyle w:val="Kicker"/>
         <w:pageBreakBefore/>
+        <w:shd w:val="clear" w:fill="EDF5F0"/>
+        <w:pBdr>
+          <w:left w:val="single" w:sz="16" w:color="28675C" w:space="5"/>
+        </w:pBdr>
+        <w:ind w:left="91"/>
       </w:pPr>
       <w:r>
         <w:t>TEACHING SEQUENCE</w:t>
@@ -440,6 +489,11 @@
       <w:pPr>
         <w:pStyle w:val="Kicker"/>
         <w:pageBreakBefore/>
+        <w:shd w:val="clear" w:fill="EDF5F0"/>
+        <w:pBdr>
+          <w:left w:val="single" w:sz="16" w:color="28675C" w:space="5"/>
+        </w:pBdr>
+        <w:ind w:left="91"/>
       </w:pPr>
       <w:r>
         <w:t>TEACHER ANSWERS</w:t>
@@ -582,6 +636,11 @@
       <w:pPr>
         <w:pStyle w:val="Kicker"/>
         <w:pageBreakBefore/>
+        <w:shd w:val="clear" w:fill="EDF5F0"/>
+        <w:pBdr>
+          <w:left w:val="single" w:sz="16" w:color="28675C" w:space="5"/>
+        </w:pBdr>
+        <w:ind w:left="91"/>
       </w:pPr>
       <w:r>
         <w:t>PREPARATION / ACCESS / SOURCE RECORD</w:t>
@@ -824,7 +883,7 @@
       <w:headerReference w:type="default" r:id="rId9"/>
       <w:footerReference w:type="default" r:id="rId10"/>
       <w:pgSz w:w="11906" w:h="16838"/>
-      <w:pgMar w:top="1020" w:right="1020" w:bottom="1020" w:left="1020" w:header="369" w:footer="369" w:gutter="0"/>
+      <w:pgMar w:top="1020" w:right="1020" w:bottom="1020" w:left="1020" w:header="340" w:footer="340" w:gutter="0"/>
       <w:cols w:space="720"/>
       <w:docGrid w:linePitch="360"/>
     </w:sectPr>
@@ -837,8 +896,17 @@
   <w:p>
     <w:pPr>
       <w:pStyle w:val="Small"/>
+      <w:pBdr>
+        <w:top w:val="single" w:sz="4" w:color="B7CEC3" w:space="5"/>
+      </w:pBdr>
     </w:pPr>
     <w:r>
+      <w:rPr>
+        <w:rFonts w:ascii="Arial" w:hAnsi="Arial"/>
+        <w:b w:val="0"/>
+        <w:color w:val="56686C"/>
+        <w:sz w:val="17"/>
+      </w:rPr>
       <w:t xml:space="preserve">Autumn 1 · Week 4 · Lesson B  |  Teacher materials  |  </w:t>
     </w:r>
     <w:fldSimple w:instr="PAGE"/>
@@ -851,8 +919,18 @@
   <w:p>
     <w:pPr>
       <w:pStyle w:val="Kicker"/>
+      <w:spacing w:after="100"/>
+      <w:pBdr>
+        <w:bottom w:val="single" w:sz="7" w:color="28675C" w:space="5"/>
+      </w:pBdr>
     </w:pPr>
     <w:r>
+      <w:rPr>
+        <w:rFonts w:ascii="Arial" w:hAnsi="Arial"/>
+        <w:b/>
+        <w:color w:val="28675C"/>
+        <w:sz w:val="19"/>
+      </w:rPr>
       <w:t>MADE BY MATT  /  GROW SCIENCE</w:t>
     </w:r>
   </w:p>
@@ -1308,12 +1386,13 @@
     <w:qFormat/>
     <w:rsid w:val="00FC693F"/>
     <w:pPr>
-      <w:spacing w:before="0" w:after="120" w:line="250" w:lineRule="auto"/>
+      <w:widowControl/>
+      <w:spacing w:before="0" w:after="80" w:line="245" w:lineRule="auto"/>
     </w:pPr>
     <w:rPr>
       <w:rFonts w:ascii="Arial" w:hAnsi="Arial" w:eastAsia="Arial" w:cs="Arial"/>
       <w:b w:val="0"/>
-      <w:color w:val="25343E"/>
+      <w:color w:val="243943"/>
       <w:sz w:val="22"/>
     </w:rPr>
   </w:style>
@@ -1372,15 +1451,19 @@
     <w:pPr>
       <w:keepNext/>
       <w:keepLines/>
-      <w:spacing w:before="220" w:after="120" w:line="250" w:lineRule="auto"/>
+      <w:widowControl/>
+      <w:spacing w:before="160" w:after="80" w:line="250" w:lineRule="auto"/>
       <w:outlineLvl w:val="0"/>
+      <w:pBdr>
+        <w:bottom w:val="single" w:sz="4" w:color="B7CEC3" w:space="3"/>
+      </w:pBdr>
     </w:pPr>
     <w:rPr>
       <w:rFonts w:ascii="Arial" w:hAnsi="Arial" w:eastAsia="Arial" w:cs="Arial"/>
       <w:b/>
       <w:bCs/>
       <w:color w:val="28675C"/>
-      <w:sz w:val="32"/>
+      <w:sz w:val="28"/>
       <w:szCs w:val="28"/>
     </w:rPr>
   </w:style>
@@ -1396,7 +1479,8 @@
     <w:pPr>
       <w:keepNext/>
       <w:keepLines/>
-      <w:spacing w:before="140" w:after="120" w:line="250" w:lineRule="auto"/>
+      <w:widowControl/>
+      <w:spacing w:before="120" w:after="60" w:line="252" w:lineRule="auto"/>
       <w:outlineLvl w:val="1"/>
     </w:pPr>
     <w:rPr>
@@ -1404,7 +1488,7 @@
       <w:b/>
       <w:bCs/>
       <w:color w:val="173348"/>
-      <w:sz w:val="24"/>
+      <w:sz w:val="23"/>
       <w:szCs w:val="26"/>
     </w:rPr>
   </w:style>
@@ -1659,16 +1743,17 @@
     <w:rsid w:val="00FC693F"/>
     <w:pPr>
       <w:keepNext/>
-      <w:spacing w:after="120" w:line="250" w:lineRule="auto" w:before="0"/>
+      <w:widowControl/>
+      <w:spacing w:after="140" w:line="245" w:lineRule="auto" w:before="0"/>
       <w:contextualSpacing/>
     </w:pPr>
     <w:rPr>
       <w:rFonts w:ascii="Arial" w:hAnsi="Arial" w:eastAsia="Arial" w:cs="Arial"/>
-      <w:b w:val="0"/>
+      <w:b/>
       <w:color w:val="173348"/>
       <w:spacing w:val="5"/>
       <w:kern w:val="28"/>
-      <w:sz w:val="48"/>
+      <w:sz w:val="44"/>
       <w:szCs w:val="52"/>
     </w:rPr>
   </w:style>
@@ -1697,19 +1782,20 @@
     <w:rsid w:val="00FC693F"/>
     <w:pPr>
       <w:keepNext/>
+      <w:widowControl/>
       <w:numPr>
         <w:ilvl w:val="1"/>
       </w:numPr>
-      <w:spacing w:before="0" w:after="120" w:line="250" w:lineRule="auto"/>
+      <w:spacing w:before="0" w:after="160" w:line="259" w:lineRule="auto"/>
     </w:pPr>
     <w:rPr>
       <w:rFonts w:ascii="Arial" w:hAnsi="Arial" w:eastAsia="Arial" w:cs="Arial"/>
       <w:b w:val="0"/>
-      <w:i/>
+      <w:i w:val="0"/>
       <w:iCs/>
-      <w:color w:val="53626A"/>
+      <w:color w:val="56686C"/>
       <w:spacing w:val="15"/>
-      <w:sz w:val="24"/>
+      <w:sz w:val="23"/>
       <w:szCs w:val="24"/>
     </w:rPr>
   </w:style>
@@ -13004,7 +13090,9 @@
   <w:style w:type="paragraph" w:customStyle="1" w:styleId="Kicker">
     <w:name w:val="Kicker"/>
     <w:pPr>
-      <w:spacing w:before="0" w:after="120" w:line="250" w:lineRule="auto"/>
+      <w:keepNext/>
+      <w:widowControl/>
+      <w:spacing w:before="0" w:after="120" w:line="245" w:lineRule="auto"/>
     </w:pPr>
     <w:rPr>
       <w:rFonts w:ascii="Arial" w:hAnsi="Arial" w:eastAsia="Arial" w:cs="Arial"/>
@@ -13016,37 +13104,49 @@
   <w:style w:type="paragraph" w:customStyle="1" w:styleId="Small">
     <w:name w:val="Small"/>
     <w:pPr>
-      <w:spacing w:before="0" w:after="120" w:line="250" w:lineRule="auto"/>
+      <w:widowControl/>
+      <w:spacing w:before="0" w:after="100" w:line="257" w:lineRule="auto"/>
     </w:pPr>
     <w:rPr>
       <w:rFonts w:ascii="Arial" w:hAnsi="Arial" w:eastAsia="Arial" w:cs="Arial"/>
       <w:b w:val="0"/>
-      <w:color w:val="53626A"/>
+      <w:color w:val="56686C"/>
       <w:sz w:val="18"/>
     </w:rPr>
   </w:style>
   <w:style w:type="paragraph" w:customStyle="1" w:styleId="ResponseLine">
     <w:name w:val="ResponseLine"/>
     <w:pPr>
+      <w:widowControl/>
       <w:spacing w:before="0" w:after="0" w:line="440" w:lineRule="exact"/>
+      <w:pBdr>
+        <w:bottom w:val="single" w:sz="4" w:color="B7CEC3" w:space="0"/>
+        <w:between w:val="single" w:sz="4" w:color="B7CEC3" w:space="0"/>
+      </w:pBdr>
     </w:pPr>
     <w:rPr>
       <w:rFonts w:ascii="Arial" w:hAnsi="Arial" w:eastAsia="Arial" w:cs="Arial"/>
       <w:b w:val="0"/>
-      <w:color w:val="25343E"/>
+      <w:color w:val="243943"/>
       <w:sz w:val="24"/>
     </w:rPr>
   </w:style>
   <w:style w:type="paragraph" w:customStyle="1" w:styleId="Callout">
     <w:name w:val="Callout"/>
     <w:pPr>
-      <w:spacing w:before="120" w:after="160" w:line="250" w:lineRule="auto"/>
+      <w:widowControl/>
+      <w:spacing w:before="140" w:after="180" w:line="264" w:lineRule="auto"/>
+      <w:shd w:val="clear" w:fill="EDF5F0"/>
+      <w:pBdr>
+        <w:left w:val="single" w:sz="20" w:color="28675C" w:space="7"/>
+      </w:pBdr>
+      <w:ind w:left="136" w:right="91"/>
     </w:pPr>
     <w:rPr>
       <w:rFonts w:ascii="Arial" w:hAnsi="Arial" w:eastAsia="Arial" w:cs="Arial"/>
       <w:b w:val="0"/>
-      <w:color w:val="25343E"/>
-      <w:sz w:val="22"/>
+      <w:color w:val="243943"/>
+      <w:sz w:val="23"/>
     </w:rPr>
   </w:style>
 </w:styles>
